--- a/docs/api-user-guide.docx
+++ b/docs/api-user-guide.docx
@@ -274,148 +274,61 @@
     </w:p>
     <w:p>
       <w:pPr>
-        <w:pStyle w:val="SourceCode"/>
-      </w:pPr>
-      <w:r>
-        <w:rPr>
-          <w:rStyle w:val="VerbatimChar"/>
-        </w:rPr>
-        <w:t xml:space="preserve">┌─────────────────────────────────────────────────────────────────┐</w:t>
-      </w:r>
-      <w:r>
-        <w:br/>
-      </w:r>
-      <w:r>
-        <w:rPr>
-          <w:rStyle w:val="VerbatimChar"/>
-        </w:rPr>
-        <w:t xml:space="preserve">│                      HOW THE API WORKS                          │</w:t>
-      </w:r>
-      <w:r>
-        <w:br/>
-      </w:r>
-      <w:r>
-        <w:rPr>
-          <w:rStyle w:val="VerbatimChar"/>
-        </w:rPr>
-        <w:t xml:space="preserve">├─────────────────────────────────────────────────────────────────┤</w:t>
-      </w:r>
-      <w:r>
-        <w:br/>
-      </w:r>
-      <w:r>
-        <w:rPr>
-          <w:rStyle w:val="VerbatimChar"/>
-        </w:rPr>
-        <w:t xml:space="preserve">│                                                                 │</w:t>
-      </w:r>
-      <w:r>
-        <w:br/>
-      </w:r>
-      <w:r>
-        <w:rPr>
-          <w:rStyle w:val="VerbatimChar"/>
-        </w:rPr>
-        <w:t xml:space="preserve">│   Your Website/App              AtoM System                     │</w:t>
-      </w:r>
-      <w:r>
-        <w:br/>
-      </w:r>
-      <w:r>
-        <w:rPr>
-          <w:rStyle w:val="VerbatimChar"/>
-        </w:rPr>
-        <w:t xml:space="preserve">│         │                           │                           │</w:t>
-      </w:r>
-      <w:r>
-        <w:br/>
-      </w:r>
-      <w:r>
-        <w:rPr>
-          <w:rStyle w:val="VerbatimChar"/>
-        </w:rPr>
-        <w:t xml:space="preserve">│         │   "Get all fonds"         │                           │</w:t>
-      </w:r>
-      <w:r>
-        <w:br/>
-      </w:r>
-      <w:r>
-        <w:rPr>
-          <w:rStyle w:val="VerbatimChar"/>
-        </w:rPr>
-        <w:t xml:space="preserve">│         │ ─────────────────────────▶│                           │</w:t>
-      </w:r>
-      <w:r>
-        <w:br/>
-      </w:r>
-      <w:r>
-        <w:rPr>
-          <w:rStyle w:val="VerbatimChar"/>
-        </w:rPr>
-        <w:t xml:space="preserve">│         │                           │                           │</w:t>
-      </w:r>
-      <w:r>
-        <w:br/>
-      </w:r>
-      <w:r>
-        <w:rPr>
-          <w:rStyle w:val="VerbatimChar"/>
-        </w:rPr>
-        <w:t xml:space="preserve">│         │   List of fonds (JSON)    │                           │</w:t>
-      </w:r>
-      <w:r>
-        <w:br/>
-      </w:r>
-      <w:r>
-        <w:rPr>
-          <w:rStyle w:val="VerbatimChar"/>
-        </w:rPr>
-        <w:t xml:space="preserve">│         │◀───────────────────────── │                           │</w:t>
-      </w:r>
-      <w:r>
-        <w:br/>
-      </w:r>
-      <w:r>
-        <w:rPr>
-          <w:rStyle w:val="VerbatimChar"/>
-        </w:rPr>
-        <w:t xml:space="preserve">│         │                           │                           │</w:t>
-      </w:r>
-      <w:r>
-        <w:br/>
-      </w:r>
-      <w:r>
-        <w:rPr>
-          <w:rStyle w:val="VerbatimChar"/>
-        </w:rPr>
-        <w:t xml:space="preserve">│         ▼                           │                           │</w:t>
-      </w:r>
-      <w:r>
-        <w:br/>
-      </w:r>
-      <w:r>
-        <w:rPr>
-          <w:rStyle w:val="VerbatimChar"/>
-        </w:rPr>
-        <w:t xml:space="preserve">│   Display on webpage                │                           │</w:t>
-      </w:r>
-      <w:r>
-        <w:br/>
-      </w:r>
-      <w:r>
-        <w:rPr>
-          <w:rStyle w:val="VerbatimChar"/>
-        </w:rPr>
-        <w:t xml:space="preserve">│                                                                 │</w:t>
-      </w:r>
-      <w:r>
-        <w:br/>
-      </w:r>
-      <w:r>
-        <w:rPr>
-          <w:rStyle w:val="VerbatimChar"/>
-        </w:rPr>
-        <w:t xml:space="preserve">└─────────────────────────────────────────────────────────────────┘</w:t>
+        <w:pStyle w:val="FirstParagraph"/>
+      </w:pPr>
+      <w:r>
+        <w:t xml:space="preserve">HOW</w:t>
+      </w:r>
+      <w:r>
+        <w:t xml:space="preserve">THE</w:t>
+      </w:r>
+      <w:r>
+        <w:t xml:space="preserve">API</w:t>
+      </w:r>
+      <w:r>
+        <w:t xml:space="preserve">WORKS</w:t>
+      </w:r>
+      <w:r>
+        <w:t xml:space="preserve">Your</w:t>
+      </w:r>
+      <w:r>
+        <w:t xml:space="preserve">Website/App</w:t>
+      </w:r>
+      <w:r>
+        <w:t xml:space="preserve">AtoM</w:t>
+      </w:r>
+      <w:r>
+        <w:t xml:space="preserve">System</w:t>
+      </w:r>
+      <w:r>
+        <w:t xml:space="preserve">"Get</w:t>
+      </w:r>
+      <w:r>
+        <w:t xml:space="preserve">all</w:t>
+      </w:r>
+      <w:r>
+        <w:t xml:space="preserve">fonds"</w:t>
+      </w:r>
+      <w:r>
+        <w:t xml:space="preserve">List</w:t>
+      </w:r>
+      <w:r>
+        <w:t xml:space="preserve">of</w:t>
+      </w:r>
+      <w:r>
+        <w:t xml:space="preserve">fonds</w:t>
+      </w:r>
+      <w:r>
+        <w:t xml:space="preserve">(JSON)</w:t>
+      </w:r>
+      <w:r>
+        <w:t xml:space="preserve">Display</w:t>
+      </w:r>
+      <w:r>
+        <w:t xml:space="preserve">on</w:t>
+      </w:r>
+      <w:r>
+        <w:t xml:space="preserve">webpage</w:t>
       </w:r>
     </w:p>
     <w:p>
@@ -566,180 +479,48 @@
     </w:p>
     <w:p>
       <w:pPr>
-        <w:pStyle w:val="SourceCode"/>
-      </w:pPr>
-      <w:r>
-        <w:rPr>
-          <w:rStyle w:val="VerbatimChar"/>
-        </w:rPr>
-        <w:t xml:space="preserve">┌─────────────────────────────────────────────────────────────────┐</w:t>
-      </w:r>
-      <w:r>
-        <w:br/>
-      </w:r>
-      <w:r>
-        <w:rPr>
-          <w:rStyle w:val="VerbatimChar"/>
-        </w:rPr>
-        <w:t xml:space="preserve">│                    API KEY LOCATION                             │</w:t>
-      </w:r>
-      <w:r>
-        <w:br/>
-      </w:r>
-      <w:r>
-        <w:rPr>
-          <w:rStyle w:val="VerbatimChar"/>
-        </w:rPr>
-        <w:t xml:space="preserve">├─────────────────────────────────────────────────────────────────┤</w:t>
-      </w:r>
-      <w:r>
-        <w:br/>
-      </w:r>
-      <w:r>
-        <w:rPr>
-          <w:rStyle w:val="VerbatimChar"/>
-        </w:rPr>
-        <w:t xml:space="preserve">│                                                                 │</w:t>
-      </w:r>
-      <w:r>
-        <w:br/>
-      </w:r>
-      <w:r>
-        <w:rPr>
-          <w:rStyle w:val="VerbatimChar"/>
-        </w:rPr>
-        <w:t xml:space="preserve">│   Admin Menu                                                    │</w:t>
-      </w:r>
-      <w:r>
-        <w:br/>
-      </w:r>
-      <w:r>
-        <w:rPr>
-          <w:rStyle w:val="VerbatimChar"/>
-        </w:rPr>
-        <w:t xml:space="preserve">│       │                                                         │</w:t>
-      </w:r>
-      <w:r>
-        <w:br/>
-      </w:r>
-      <w:r>
-        <w:rPr>
-          <w:rStyle w:val="VerbatimChar"/>
-        </w:rPr>
-        <w:t xml:space="preserve">│       ▼                                                         │</w:t>
-      </w:r>
-      <w:r>
-        <w:br/>
-      </w:r>
-      <w:r>
-        <w:rPr>
-          <w:rStyle w:val="VerbatimChar"/>
-        </w:rPr>
-        <w:t xml:space="preserve">│   Your Profile                                                  │</w:t>
-      </w:r>
-      <w:r>
-        <w:br/>
-      </w:r>
-      <w:r>
-        <w:rPr>
-          <w:rStyle w:val="VerbatimChar"/>
-        </w:rPr>
-        <w:t xml:space="preserve">│       │                                                         │</w:t>
-      </w:r>
-      <w:r>
-        <w:br/>
-      </w:r>
-      <w:r>
-        <w:rPr>
-          <w:rStyle w:val="VerbatimChar"/>
-        </w:rPr>
-        <w:t xml:space="preserve">│       ▼                                                         │</w:t>
-      </w:r>
-      <w:r>
-        <w:br/>
-      </w:r>
-      <w:r>
-        <w:rPr>
-          <w:rStyle w:val="VerbatimChar"/>
-        </w:rPr>
-        <w:t xml:space="preserve">│   ┌─────────────────────────────────────────────────────────┐  │</w:t>
-      </w:r>
-      <w:r>
-        <w:br/>
-      </w:r>
-      <w:r>
-        <w:rPr>
-          <w:rStyle w:val="VerbatimChar"/>
-        </w:rPr>
-        <w:t xml:space="preserve">│   │  REST API Key                                           │  │</w:t>
-      </w:r>
-      <w:r>
-        <w:br/>
-      </w:r>
-      <w:r>
-        <w:rPr>
-          <w:rStyle w:val="VerbatimChar"/>
-        </w:rPr>
-        <w:t xml:space="preserve">│   │  ─────────────                                          │  │</w:t>
-      </w:r>
-      <w:r>
-        <w:br/>
-      </w:r>
-      <w:r>
-        <w:rPr>
-          <w:rStyle w:val="VerbatimChar"/>
-        </w:rPr>
-        <w:t xml:space="preserve">│   │  abc123def456ghi789jkl012mno345pqr678                   │  │</w:t>
-      </w:r>
-      <w:r>
-        <w:br/>
-      </w:r>
-      <w:r>
-        <w:rPr>
-          <w:rStyle w:val="VerbatimChar"/>
-        </w:rPr>
-        <w:t xml:space="preserve">│   │                                                         │  │</w:t>
-      </w:r>
-      <w:r>
-        <w:br/>
-      </w:r>
-      <w:r>
-        <w:rPr>
-          <w:rStyle w:val="VerbatimChar"/>
-        </w:rPr>
-        <w:t xml:space="preserve">│   │  [Regenerate]                                           │  │</w:t>
-      </w:r>
-      <w:r>
-        <w:br/>
-      </w:r>
-      <w:r>
-        <w:rPr>
-          <w:rStyle w:val="VerbatimChar"/>
-        </w:rPr>
-        <w:t xml:space="preserve">│   └─────────────────────────────────────────────────────────┘  │</w:t>
-      </w:r>
-      <w:r>
-        <w:br/>
-      </w:r>
-      <w:r>
-        <w:rPr>
-          <w:rStyle w:val="VerbatimChar"/>
-        </w:rPr>
-        <w:t xml:space="preserve">│                                                                 │</w:t>
-      </w:r>
-      <w:r>
-        <w:br/>
-      </w:r>
-      <w:r>
-        <w:rPr>
-          <w:rStyle w:val="VerbatimChar"/>
-        </w:rPr>
-        <w:t xml:space="preserve">└─────────────────────────────────────────────────────────────────┘</w:t>
-      </w:r>
-    </w:p>
-    <w:p>
-      <w:pPr>
         <w:pStyle w:val="FirstParagraph"/>
+      </w:pPr>
+      <w:r>
+        <w:t xml:space="preserve">API</w:t>
+      </w:r>
+      <w:r>
+        <w:t xml:space="preserve">KEY</w:t>
+      </w:r>
+      <w:r>
+        <w:t xml:space="preserve">LOCATION</w:t>
+      </w:r>
+      <w:r>
+        <w:t xml:space="preserve">Admin</w:t>
+      </w:r>
+      <w:r>
+        <w:t xml:space="preserve">Menu</w:t>
+      </w:r>
+      <w:r>
+        <w:t xml:space="preserve">Your</w:t>
+      </w:r>
+      <w:r>
+        <w:t xml:space="preserve">Profile</w:t>
+      </w:r>
+      <w:r>
+        <w:t xml:space="preserve">REST</w:t>
+      </w:r>
+      <w:r>
+        <w:t xml:space="preserve">API</w:t>
+      </w:r>
+      <w:r>
+        <w:t xml:space="preserve">Key</w:t>
+      </w:r>
+      <w:r>
+        <w:t xml:space="preserve">abc123def456ghi789jkl012mno345pqr678</w:t>
+      </w:r>
+      <w:r>
+        <w:t xml:space="preserve">[Regenerate]</w:t>
+      </w:r>
+    </w:p>
+    <w:p>
+      <w:pPr>
+        <w:pStyle w:val="BodyText"/>
       </w:pPr>
       <w:r>
         <w:rPr>
@@ -1483,7 +1264,7 @@
               <w:jc w:val="left"/>
             </w:pPr>
             <w:r>
-              <w:t xml:space="preserve">Museum objects (Spectrum/CCO)</w:t>
+              <w:t xml:space="preserve">Museum objects (Collections Procedures/CCO)</w:t>
             </w:r>
           </w:p>
         </w:tc>
@@ -2291,157 +2072,70 @@
     </w:p>
     <w:p>
       <w:pPr>
-        <w:pStyle w:val="SourceCode"/>
-      </w:pPr>
-      <w:r>
-        <w:rPr>
-          <w:rStyle w:val="VerbatimChar"/>
-        </w:rPr>
-        <w:t xml:space="preserve">┌─────────────────────────────────────────────────────────────────┐</w:t>
-      </w:r>
-      <w:r>
-        <w:br/>
-      </w:r>
-      <w:r>
-        <w:rPr>
-          <w:rStyle w:val="VerbatimChar"/>
-        </w:rPr>
-        <w:t xml:space="preserve">│                      HOW WEBHOOKS WORK                          │</w:t>
-      </w:r>
-      <w:r>
-        <w:br/>
-      </w:r>
-      <w:r>
-        <w:rPr>
-          <w:rStyle w:val="VerbatimChar"/>
-        </w:rPr>
-        <w:t xml:space="preserve">├─────────────────────────────────────────────────────────────────┤</w:t>
-      </w:r>
-      <w:r>
-        <w:br/>
-      </w:r>
-      <w:r>
-        <w:rPr>
-          <w:rStyle w:val="VerbatimChar"/>
-        </w:rPr>
-        <w:t xml:space="preserve">│                                                                 │</w:t>
-      </w:r>
-      <w:r>
-        <w:br/>
-      </w:r>
-      <w:r>
-        <w:rPr>
-          <w:rStyle w:val="VerbatimChar"/>
-        </w:rPr>
-        <w:t xml:space="preserve">│   AtoM System                      Your Application             │</w:t>
-      </w:r>
-      <w:r>
-        <w:br/>
-      </w:r>
-      <w:r>
-        <w:rPr>
-          <w:rStyle w:val="VerbatimChar"/>
-        </w:rPr>
-        <w:t xml:space="preserve">│       │                                   │                     │</w:t>
-      </w:r>
-      <w:r>
-        <w:br/>
-      </w:r>
-      <w:r>
-        <w:rPr>
-          <w:rStyle w:val="VerbatimChar"/>
-        </w:rPr>
-        <w:t xml:space="preserve">│       │   Record Created!                 │                     │</w:t>
-      </w:r>
-      <w:r>
-        <w:br/>
-      </w:r>
-      <w:r>
-        <w:rPr>
-          <w:rStyle w:val="VerbatimChar"/>
-        </w:rPr>
-        <w:t xml:space="preserve">│       │ ─────────────────────────────────▶│                     │</w:t>
-      </w:r>
-      <w:r>
-        <w:br/>
-      </w:r>
-      <w:r>
-        <w:rPr>
-          <w:rStyle w:val="VerbatimChar"/>
-        </w:rPr>
-        <w:t xml:space="preserve">│       │   (automatic notification)        │                     │</w:t>
-      </w:r>
-      <w:r>
-        <w:br/>
-      </w:r>
-      <w:r>
-        <w:rPr>
-          <w:rStyle w:val="VerbatimChar"/>
-        </w:rPr>
-        <w:t xml:space="preserve">│       │                                   │                     │</w:t>
-      </w:r>
-      <w:r>
-        <w:br/>
-      </w:r>
-      <w:r>
-        <w:rPr>
-          <w:rStyle w:val="VerbatimChar"/>
-        </w:rPr>
-        <w:t xml:space="preserve">│       │   Record Updated!                 ▼                     │</w:t>
-      </w:r>
-      <w:r>
-        <w:br/>
-      </w:r>
-      <w:r>
-        <w:rPr>
-          <w:rStyle w:val="VerbatimChar"/>
-        </w:rPr>
-        <w:t xml:space="preserve">│       │ ─────────────────────────────────▶│  Update display     │</w:t>
-      </w:r>
-      <w:r>
-        <w:br/>
-      </w:r>
-      <w:r>
-        <w:rPr>
-          <w:rStyle w:val="VerbatimChar"/>
-        </w:rPr>
-        <w:t xml:space="preserve">│       │                                   │  Send alerts        │</w:t>
-      </w:r>
-      <w:r>
-        <w:br/>
-      </w:r>
-      <w:r>
-        <w:rPr>
-          <w:rStyle w:val="VerbatimChar"/>
-        </w:rPr>
-        <w:t xml:space="preserve">│       │   Record Deleted!                 │  Sync systems       │</w:t>
-      </w:r>
-      <w:r>
-        <w:br/>
-      </w:r>
-      <w:r>
-        <w:rPr>
-          <w:rStyle w:val="VerbatimChar"/>
-        </w:rPr>
-        <w:t xml:space="preserve">│       │ ─────────────────────────────────▶│                     │</w:t>
-      </w:r>
-      <w:r>
-        <w:br/>
-      </w:r>
-      <w:r>
-        <w:rPr>
-          <w:rStyle w:val="VerbatimChar"/>
-        </w:rPr>
-        <w:t xml:space="preserve">│                                                                 │</w:t>
-      </w:r>
-      <w:r>
-        <w:br/>
-      </w:r>
-      <w:r>
-        <w:rPr>
-          <w:rStyle w:val="VerbatimChar"/>
-        </w:rPr>
-        <w:t xml:space="preserve">└─────────────────────────────────────────────────────────────────┘</w:t>
+        <w:pStyle w:val="BodyText"/>
+      </w:pPr>
+      <w:r>
+        <w:t xml:space="preserve">HOW</w:t>
+      </w:r>
+      <w:r>
+        <w:t xml:space="preserve">WEBHOOKS</w:t>
+      </w:r>
+      <w:r>
+        <w:t xml:space="preserve">WORK</w:t>
+      </w:r>
+      <w:r>
+        <w:t xml:space="preserve">AtoM</w:t>
+      </w:r>
+      <w:r>
+        <w:t xml:space="preserve">System</w:t>
+      </w:r>
+      <w:r>
+        <w:t xml:space="preserve">Your</w:t>
+      </w:r>
+      <w:r>
+        <w:t xml:space="preserve">Application</w:t>
+      </w:r>
+      <w:r>
+        <w:t xml:space="preserve">Record</w:t>
+      </w:r>
+      <w:r>
+        <w:t xml:space="preserve">Created!</w:t>
+      </w:r>
+      <w:r>
+        <w:t xml:space="preserve">(automatic</w:t>
+      </w:r>
+      <w:r>
+        <w:t xml:space="preserve">notification)</w:t>
+      </w:r>
+      <w:r>
+        <w:t xml:space="preserve">Record</w:t>
+      </w:r>
+      <w:r>
+        <w:t xml:space="preserve">Updated!</w:t>
+      </w:r>
+      <w:r>
+        <w:t xml:space="preserve">Update</w:t>
+      </w:r>
+      <w:r>
+        <w:t xml:space="preserve">display</w:t>
+      </w:r>
+      <w:r>
+        <w:t xml:space="preserve">Send</w:t>
+      </w:r>
+      <w:r>
+        <w:t xml:space="preserve">alerts</w:t>
+      </w:r>
+      <w:r>
+        <w:t xml:space="preserve">Record</w:t>
+      </w:r>
+      <w:r>
+        <w:t xml:space="preserve">Deleted!</w:t>
+      </w:r>
+      <w:r>
+        <w:t xml:space="preserve">Sync</w:t>
+      </w:r>
+      <w:r>
+        <w:t xml:space="preserve">systems</w:t>
       </w:r>
     </w:p>
     <w:bookmarkStart w:id="36" w:name="setting-up-a-webhook"/>
@@ -4362,265 +4056,154 @@
     </w:p>
     <w:p>
       <w:pPr>
-        <w:pStyle w:val="SourceCode"/>
-      </w:pPr>
-      <w:r>
-        <w:rPr>
-          <w:rStyle w:val="VerbatimChar"/>
-        </w:rPr>
-        <w:t xml:space="preserve">┌─────────────────────────────────────────────────────────────────┐</w:t>
-      </w:r>
-      <w:r>
-        <w:br/>
-      </w:r>
-      <w:r>
-        <w:rPr>
-          <w:rStyle w:val="VerbatimChar"/>
-        </w:rPr>
-        <w:t xml:space="preserve">│                    API QUICK REFERENCE                          │</w:t>
-      </w:r>
-      <w:r>
-        <w:br/>
-      </w:r>
-      <w:r>
-        <w:rPr>
-          <w:rStyle w:val="VerbatimChar"/>
-        </w:rPr>
-        <w:t xml:space="preserve">├─────────────────────────────────────────────────────────────────┤</w:t>
-      </w:r>
-      <w:r>
-        <w:br/>
-      </w:r>
-      <w:r>
-        <w:rPr>
-          <w:rStyle w:val="VerbatimChar"/>
-        </w:rPr>
-        <w:t xml:space="preserve">│                                                                 │</w:t>
-      </w:r>
-      <w:r>
-        <w:br/>
-      </w:r>
-      <w:r>
-        <w:rPr>
-          <w:rStyle w:val="VerbatimChar"/>
-        </w:rPr>
-        <w:t xml:space="preserve">│  BASE URL                                                       │</w:t>
-      </w:r>
-      <w:r>
-        <w:br/>
-      </w:r>
-      <w:r>
-        <w:rPr>
-          <w:rStyle w:val="VerbatimChar"/>
-        </w:rPr>
-        <w:t xml:space="preserve">│  ────────                                                       │</w:t>
-      </w:r>
-      <w:r>
-        <w:br/>
-      </w:r>
-      <w:r>
-        <w:rPr>
-          <w:rStyle w:val="VerbatimChar"/>
-        </w:rPr>
-        <w:t xml:space="preserve">│  https://your-site.com/api/v2                                  │</w:t>
-      </w:r>
-      <w:r>
-        <w:br/>
-      </w:r>
-      <w:r>
-        <w:rPr>
-          <w:rStyle w:val="VerbatimChar"/>
-        </w:rPr>
-        <w:t xml:space="preserve">│                                                                 │</w:t>
-      </w:r>
-      <w:r>
-        <w:br/>
-      </w:r>
-      <w:r>
-        <w:rPr>
-          <w:rStyle w:val="VerbatimChar"/>
-        </w:rPr>
-        <w:t xml:space="preserve">│  AUTHENTICATION                                                 │</w:t>
-      </w:r>
-      <w:r>
-        <w:br/>
-      </w:r>
-      <w:r>
-        <w:rPr>
-          <w:rStyle w:val="VerbatimChar"/>
-        </w:rPr>
-        <w:t xml:space="preserve">│  ──────────────                                                │</w:t>
-      </w:r>
-      <w:r>
-        <w:br/>
-      </w:r>
-      <w:r>
-        <w:rPr>
-          <w:rStyle w:val="VerbatimChar"/>
-        </w:rPr>
-        <w:t xml:space="preserve">│  Header: X-API-Key: your-key-here                              │</w:t>
-      </w:r>
-      <w:r>
-        <w:br/>
-      </w:r>
-      <w:r>
-        <w:rPr>
-          <w:rStyle w:val="VerbatimChar"/>
-        </w:rPr>
-        <w:t xml:space="preserve">│                                                                 │</w:t>
-      </w:r>
-      <w:r>
-        <w:br/>
-      </w:r>
-      <w:r>
-        <w:rPr>
-          <w:rStyle w:val="VerbatimChar"/>
-        </w:rPr>
-        <w:t xml:space="preserve">│  GET DATA                                                       │</w:t>
-      </w:r>
-      <w:r>
-        <w:br/>
-      </w:r>
-      <w:r>
-        <w:rPr>
-          <w:rStyle w:val="VerbatimChar"/>
-        </w:rPr>
-        <w:t xml:space="preserve">│  ────────                                                       │</w:t>
-      </w:r>
-      <w:r>
-        <w:br/>
-      </w:r>
-      <w:r>
-        <w:rPr>
-          <w:rStyle w:val="VerbatimChar"/>
-        </w:rPr>
-        <w:t xml:space="preserve">│  /descriptions         All archival records                    │</w:t>
-      </w:r>
-      <w:r>
-        <w:br/>
-      </w:r>
-      <w:r>
-        <w:rPr>
-          <w:rStyle w:val="VerbatimChar"/>
-        </w:rPr>
-        <w:t xml:space="preserve">│  /descriptions/:slug   Single record                           │</w:t>
-      </w:r>
-      <w:r>
-        <w:br/>
-      </w:r>
-      <w:r>
-        <w:rPr>
-          <w:rStyle w:val="VerbatimChar"/>
-        </w:rPr>
-        <w:t xml:space="preserve">│  /authorities          People and organisations                │</w:t>
-      </w:r>
-      <w:r>
-        <w:br/>
-      </w:r>
-      <w:r>
-        <w:rPr>
-          <w:rStyle w:val="VerbatimChar"/>
-        </w:rPr>
-        <w:t xml:space="preserve">│  /repositories         Repositories                            │</w:t>
-      </w:r>
-      <w:r>
-        <w:br/>
-      </w:r>
-      <w:r>
-        <w:rPr>
-          <w:rStyle w:val="VerbatimChar"/>
-        </w:rPr>
-        <w:t xml:space="preserve">│  /taxonomies           Browse terms                            │</w:t>
-      </w:r>
-      <w:r>
-        <w:br/>
-      </w:r>
-      <w:r>
-        <w:rPr>
-          <w:rStyle w:val="VerbatimChar"/>
-        </w:rPr>
-        <w:t xml:space="preserve">│  /webhooks             Your webhook subscriptions              │</w:t>
-      </w:r>
-      <w:r>
-        <w:br/>
-      </w:r>
-      <w:r>
-        <w:rPr>
-          <w:rStyle w:val="VerbatimChar"/>
-        </w:rPr>
-        <w:t xml:space="preserve">│                                                                 │</w:t>
-      </w:r>
-      <w:r>
-        <w:br/>
-      </w:r>
-      <w:r>
-        <w:rPr>
-          <w:rStyle w:val="VerbatimChar"/>
-        </w:rPr>
-        <w:t xml:space="preserve">│  COMMON FILTERS                                                 │</w:t>
-      </w:r>
-      <w:r>
-        <w:br/>
-      </w:r>
-      <w:r>
-        <w:rPr>
-          <w:rStyle w:val="VerbatimChar"/>
-        </w:rPr>
-        <w:t xml:space="preserve">│  ──────────────                                                │</w:t>
-      </w:r>
-      <w:r>
-        <w:br/>
-      </w:r>
-      <w:r>
-        <w:rPr>
-          <w:rStyle w:val="VerbatimChar"/>
-        </w:rPr>
-        <w:t xml:space="preserve">│  ?sector=archive       Filter by type                          │</w:t>
-      </w:r>
-      <w:r>
-        <w:br/>
-      </w:r>
-      <w:r>
-        <w:rPr>
-          <w:rStyle w:val="VerbatimChar"/>
-        </w:rPr>
-        <w:t xml:space="preserve">│  ?level=fonds          Filter by level                         │</w:t>
-      </w:r>
-      <w:r>
-        <w:br/>
-      </w:r>
-      <w:r>
-        <w:rPr>
-          <w:rStyle w:val="VerbatimChar"/>
-        </w:rPr>
-        <w:t xml:space="preserve">│  ?limit=25             Results per page                        │</w:t>
-      </w:r>
-      <w:r>
-        <w:br/>
-      </w:r>
-      <w:r>
-        <w:rPr>
-          <w:rStyle w:val="VerbatimChar"/>
-        </w:rPr>
-        <w:t xml:space="preserve">│  ?skip=50              Pagination offset                       │</w:t>
-      </w:r>
-      <w:r>
-        <w:br/>
-      </w:r>
-      <w:r>
-        <w:rPr>
-          <w:rStyle w:val="VerbatimChar"/>
-        </w:rPr>
-        <w:t xml:space="preserve">│                                                                 │</w:t>
-      </w:r>
-      <w:r>
-        <w:br/>
-      </w:r>
-      <w:r>
-        <w:rPr>
-          <w:rStyle w:val="VerbatimChar"/>
-        </w:rPr>
-        <w:t xml:space="preserve">└─────────────────────────────────────────────────────────────────┘</w:t>
+        <w:pStyle w:val="FirstParagraph"/>
+      </w:pPr>
+      <w:r>
+        <w:t xml:space="preserve">API</w:t>
+      </w:r>
+      <w:r>
+        <w:t xml:space="preserve">QUICK</w:t>
+      </w:r>
+      <w:r>
+        <w:t xml:space="preserve">REFERENCE</w:t>
+      </w:r>
+      <w:r>
+        <w:t xml:space="preserve">BASE</w:t>
+      </w:r>
+      <w:r>
+        <w:t xml:space="preserve">URL</w:t>
+      </w:r>
+      <w:r>
+        <w:t xml:space="preserve">https://your-site.com/api/v2</w:t>
+      </w:r>
+      <w:r>
+        <w:t xml:space="preserve">AUTHENTICATION</w:t>
+      </w:r>
+      <w:r>
+        <w:t xml:space="preserve">Header:</w:t>
+      </w:r>
+      <w:r>
+        <w:t xml:space="preserve">X-API-Key:</w:t>
+      </w:r>
+      <w:r>
+        <w:t xml:space="preserve">your-key-here</w:t>
+      </w:r>
+      <w:r>
+        <w:t xml:space="preserve">GET</w:t>
+      </w:r>
+      <w:r>
+        <w:t xml:space="preserve">DATA</w:t>
+      </w:r>
+      <w:r>
+        <w:t xml:space="preserve">/descriptions</w:t>
+      </w:r>
+      <w:r>
+        <w:t xml:space="preserve">All</w:t>
+      </w:r>
+      <w:r>
+        <w:t xml:space="preserve">archival</w:t>
+      </w:r>
+      <w:r>
+        <w:t xml:space="preserve">records</w:t>
+      </w:r>
+      <w:r>
+        <w:t xml:space="preserve">/descriptions/:slug</w:t>
+      </w:r>
+      <w:r>
+        <w:t xml:space="preserve">Single</w:t>
+      </w:r>
+      <w:r>
+        <w:t xml:space="preserve">record</w:t>
+      </w:r>
+      <w:r>
+        <w:t xml:space="preserve">/authorities</w:t>
+      </w:r>
+      <w:r>
+        <w:t xml:space="preserve">People</w:t>
+      </w:r>
+      <w:r>
+        <w:t xml:space="preserve">and</w:t>
+      </w:r>
+      <w:r>
+        <w:t xml:space="preserve">organisations</w:t>
+      </w:r>
+      <w:r>
+        <w:t xml:space="preserve">/repositories</w:t>
+      </w:r>
+      <w:r>
+        <w:t xml:space="preserve">Repositories</w:t>
+      </w:r>
+      <w:r>
+        <w:t xml:space="preserve">/taxonomies</w:t>
+      </w:r>
+      <w:r>
+        <w:t xml:space="preserve">Browse</w:t>
+      </w:r>
+      <w:r>
+        <w:t xml:space="preserve">terms</w:t>
+      </w:r>
+      <w:r>
+        <w:t xml:space="preserve">/webhooks</w:t>
+      </w:r>
+      <w:r>
+        <w:t xml:space="preserve">Your</w:t>
+      </w:r>
+      <w:r>
+        <w:t xml:space="preserve">webhook</w:t>
+      </w:r>
+      <w:r>
+        <w:t xml:space="preserve">subscriptions</w:t>
+      </w:r>
+      <w:r>
+        <w:t xml:space="preserve">COMMON</w:t>
+      </w:r>
+      <w:r>
+        <w:t xml:space="preserve">FILTERS</w:t>
+      </w:r>
+      <w:r>
+        <w:t xml:space="preserve">?sector=archive</w:t>
+      </w:r>
+      <w:r>
+        <w:t xml:space="preserve">Filter</w:t>
+      </w:r>
+      <w:r>
+        <w:t xml:space="preserve">by</w:t>
+      </w:r>
+      <w:r>
+        <w:t xml:space="preserve">type</w:t>
+      </w:r>
+      <w:r>
+        <w:t xml:space="preserve">?level=fonds</w:t>
+      </w:r>
+      <w:r>
+        <w:t xml:space="preserve">Filter</w:t>
+      </w:r>
+      <w:r>
+        <w:t xml:space="preserve">by</w:t>
+      </w:r>
+      <w:r>
+        <w:t xml:space="preserve">level</w:t>
+      </w:r>
+      <w:r>
+        <w:t xml:space="preserve">?limit=25</w:t>
+      </w:r>
+      <w:r>
+        <w:t xml:space="preserve">Results</w:t>
+      </w:r>
+      <w:r>
+        <w:t xml:space="preserve">per</w:t>
+      </w:r>
+      <w:r>
+        <w:t xml:space="preserve">page</w:t>
+      </w:r>
+      <w:r>
+        <w:t xml:space="preserve">?skip=50</w:t>
+      </w:r>
+      <w:r>
+        <w:t xml:space="preserve">Pagination</w:t>
+      </w:r>
+      <w:r>
+        <w:t xml:space="preserve">offset</w:t>
       </w:r>
     </w:p>
     <w:p>
